--- a/files/QA-Резюме-Мазуров.docx
+++ b/files/QA-Резюме-Мазуров.docx
@@ -32,7 +32,7 @@
       </w:tblGrid>
       <w:tr>
         <w:trPr>
-          <w:trHeight w:val="3030"/>
+          <w:trHeight w:val="3762"/>
         </w:trPr>
         <w:tc>
           <w:tcPr>
@@ -92,18 +92,7 @@
                 <w:sz w:val="36"/>
                 <w:szCs w:val="36"/>
               </w:rPr>
-              <w:t>Engi</w:t>
-            </w:r>
-            <w:bookmarkStart w:id="1" w:name="_GoBack"/>
-            <w:bookmarkEnd w:id="1"/>
-            <w:r>
-              <w:rPr>
-                <w:rFonts w:ascii="Georgia" w:eastAsia="Georgia" w:hAnsi="Georgia" w:cs="Georgia"/>
-                <w:color w:val="000000"/>
-                <w:sz w:val="36"/>
-                <w:szCs w:val="36"/>
-              </w:rPr>
-              <w:t>neer</w:t>
+              <w:t>Engineer</w:t>
             </w:r>
             <w:proofErr w:type="spellEnd"/>
           </w:p>
@@ -112,8 +101,8 @@
               <w:pStyle w:val="a4"/>
               <w:spacing w:after="200"/>
             </w:pPr>
-            <w:bookmarkStart w:id="2" w:name="_30j0zll" w:colFirst="0" w:colLast="0"/>
-            <w:bookmarkEnd w:id="2"/>
+            <w:bookmarkStart w:id="1" w:name="_30j0zll" w:colFirst="0" w:colLast="0"/>
+            <w:bookmarkEnd w:id="1"/>
             <w:r>
               <w:rPr>
                 <w:rFonts w:ascii="Georgia" w:eastAsia="Georgia" w:hAnsi="Georgia" w:cs="Georgia"/>
@@ -276,6 +265,8 @@
               </w:rPr>
               <w:t xml:space="preserve">      </w:t>
             </w:r>
+            <w:bookmarkStart w:id="2" w:name="_GoBack"/>
+            <w:bookmarkEnd w:id="2"/>
           </w:p>
         </w:tc>
         <w:tc>
@@ -307,7 +298,7 @@
               </w:rPr>
               <w:drawing>
                 <wp:inline distT="114300" distB="114300" distL="114300" distR="114300">
-                  <wp:extent cx="1563782" cy="1963613"/>
+                  <wp:extent cx="1606251" cy="2173163"/>
                   <wp:effectExtent l="0" t="0" r="0" b="0"/>
                   <wp:docPr id="1" name="image1.jpg"/>
                   <wp:cNvGraphicFramePr/>
@@ -328,7 +319,7 @@
                         <pic:spPr>
                           <a:xfrm>
                             <a:off x="0" y="0"/>
-                            <a:ext cx="1563782" cy="1963613"/>
+                            <a:ext cx="1606251" cy="2173163"/>
                           </a:xfrm>
                           <a:prstGeom prst="rect">
                             <a:avLst/>
@@ -345,6 +336,9 @@
         </w:tc>
       </w:tr>
       <w:tr>
+        <w:trPr>
+          <w:trHeight w:val="10245"/>
+        </w:trPr>
         <w:tc>
           <w:tcPr>
             <w:tcW w:w="5925" w:type="dxa"/>
@@ -359,7 +353,7 @@
           <w:p>
             <w:pPr>
               <w:pStyle w:val="1"/>
-              <w:spacing w:after="200"/>
+              <w:spacing w:before="0" w:after="200"/>
               <w:rPr>
                 <w:sz w:val="24"/>
                 <w:szCs w:val="24"/>
@@ -372,7 +366,14 @@
                 <w:sz w:val="24"/>
                 <w:szCs w:val="24"/>
               </w:rPr>
-              <w:t>ОПЫТ РАБОТЫ</w:t>
+              <w:t>О</w:t>
+            </w:r>
+            <w:r>
+              <w:rPr>
+                <w:sz w:val="24"/>
+                <w:szCs w:val="24"/>
+              </w:rPr>
+              <w:t>ПЫТ РАБОТЫ</w:t>
             </w:r>
           </w:p>
           <w:p>
@@ -612,27 +613,7 @@
                 <w:sz w:val="20"/>
                 <w:szCs w:val="20"/>
               </w:rPr>
-              <w:t xml:space="preserve">Поиск и </w:t>
-            </w:r>
-            <w:proofErr w:type="spellStart"/>
-            <w:r>
-              <w:rPr>
-                <w:rFonts w:ascii="Georgia" w:eastAsia="Georgia" w:hAnsi="Georgia" w:cs="Georgia"/>
-                <w:color w:val="000000"/>
-                <w:sz w:val="20"/>
-                <w:szCs w:val="20"/>
-              </w:rPr>
-              <w:t>найм</w:t>
-            </w:r>
-            <w:proofErr w:type="spellEnd"/>
-            <w:r>
-              <w:rPr>
-                <w:rFonts w:ascii="Georgia" w:eastAsia="Georgia" w:hAnsi="Georgia" w:cs="Georgia"/>
-                <w:color w:val="000000"/>
-                <w:sz w:val="20"/>
-                <w:szCs w:val="20"/>
-              </w:rPr>
-              <w:t xml:space="preserve"> сотрудников</w:t>
+              <w:t>Поиск и подбор сотрудников</w:t>
             </w:r>
           </w:p>
           <w:p>
@@ -888,7 +869,7 @@
           <w:p>
             <w:pPr>
               <w:pStyle w:val="1"/>
-              <w:spacing w:after="200"/>
+              <w:spacing w:before="0" w:after="200"/>
             </w:pPr>
             <w:bookmarkStart w:id="13" w:name="_78khbt2wt7le" w:colFirst="0" w:colLast="0"/>
             <w:bookmarkEnd w:id="13"/>
@@ -1722,11 +1703,14 @@
     <w:p>
       <w:pPr>
         <w:spacing w:before="0" w:line="240" w:lineRule="auto"/>
+        <w:rPr>
+          <w:rFonts w:asciiTheme="minorHAnsi" w:hAnsiTheme="minorHAnsi"/>
+        </w:rPr>
       </w:pPr>
     </w:p>
     <w:sectPr>
       <w:pgSz w:w="12240" w:h="15840"/>
-      <w:pgMar w:top="425" w:right="881" w:bottom="963" w:left="850" w:header="0" w:footer="720" w:gutter="0"/>
+      <w:pgMar w:top="425" w:right="881" w:bottom="396" w:left="850" w:header="0" w:footer="720" w:gutter="0"/>
       <w:pgNumType w:start="1"/>
       <w:cols w:space="720"/>
     </w:sectPr>
@@ -1737,9 +1721,9 @@
 <file path=word/numbering.xml><?xml version="1.0" encoding="utf-8"?>
 <w:numbering xmlns:wpc="http://schemas.microsoft.com/office/word/2010/wordprocessingCanvas" xmlns:cx="http://schemas.microsoft.com/office/drawing/2014/chartex" xmlns:mc="http://schemas.openxmlformats.org/markup-compatibility/2006" xmlns:o="urn:schemas-microsoft-com:office:office" xmlns:r="http://schemas.openxmlformats.org/officeDocument/2006/relationships" xmlns:m="http://schemas.openxmlformats.org/officeDocument/2006/math" xmlns:v="urn:schemas-microsoft-com:vml" xmlns:wp14="http://schemas.microsoft.com/office/word/2010/wordprocessingDrawing" xmlns:wp="http://schemas.openxmlformats.org/drawingml/2006/wordprocessingDrawing" xmlns:w10="urn:schemas-microsoft-com:office:word" xmlns:w="http://schemas.openxmlformats.org/wordprocessingml/2006/main" xmlns:w14="http://schemas.microsoft.com/office/word/2010/wordml" xmlns:w15="http://schemas.microsoft.com/office/word/2012/wordml" xmlns:w16se="http://schemas.microsoft.com/office/word/2015/wordml/symex" xmlns:wpg="http://schemas.microsoft.com/office/word/2010/wordprocessingGroup" xmlns:wpi="http://schemas.microsoft.com/office/word/2010/wordprocessingInk" xmlns:wne="http://schemas.microsoft.com/office/word/2006/wordml" xmlns:wps="http://schemas.microsoft.com/office/word/2010/wordprocessingShape" mc:Ignorable="w14 w15 w16se wp14">
   <w:abstractNum w:abstractNumId="0" w15:restartNumberingAfterBreak="0">
-    <w:nsid w:val="2BB62ACD"/>
+    <w:nsid w:val="26EB4432"/>
     <w:multiLevelType w:val="multilevel"/>
-    <w:tmpl w:val="6FEC5432"/>
+    <w:tmpl w:val="E46EF212"/>
     <w:lvl w:ilvl="0">
       <w:start w:val="1"/>
       <w:numFmt w:val="bullet"/>
